--- a/documents/D10_Plainte.docx
+++ b/documents/D10_Plainte.docx
@@ -52,7 +52,7 @@
                 <w:sz w:val="24"/>
                 <w:szCs w:val="24"/>
               </w:rPr>
-              <w:t xml:space="preserve">ROYAUME DE BELGIQUE</w:t>
+              <w:t xml:space="preserve">BruxellesLife</w:t>
             </w:r>
           </w:p>
           <w:p>
@@ -2714,7 +2714,7 @@
         <w:sz w:val="14"/>
         <w:szCs w:val="14"/>
       </w:rPr>
-      <w:t xml:space="preserve">Modèle D10 – Plainte · Royaume de Belgique – Ville de Bruxelles</w:t>
+      <w:t xml:space="preserve">Modèle D10 – Plainte · BruxellesLife – Ville de Bruxelles</w:t>
     </w:r>
     <w:r>
       <w:rPr>

--- a/documents/D10_Plainte.docx
+++ b/documents/D10_Plainte.docx
@@ -2043,7 +2043,7 @@
                 <w:sz w:val="17"/>
                 <w:szCs w:val="17"/>
               </w:rPr>
-              <w:t xml:space="preserve">  Auprès du Parquet du Roi</w:t>
+              <w:t xml:space="preserve">  Auprès du Parquet</w:t>
             </w:r>
           </w:p>
         </w:tc>
@@ -2383,7 +2383,7 @@
                 <w:sz w:val="16"/>
                 <w:szCs w:val="16"/>
               </w:rPr>
-              <w:t xml:space="preserve">Toute personne peut porter plainte auprès de la Police de Bruxelles ou du Parquet du Roi ; le dépôt ne peut pas être refusé sans motif légal, un refus injustifié étant une faute de service (Code I, Art. 19, al. 1).</w:t>
+              <w:t xml:space="preserve">Toute personne peut porter plainte auprès de la Police de Bruxelles ou du Parquet ; le dépôt ne peut pas être refusé sans motif légal, un refus injustifié étant une faute de service (Code I, Art. 19, al. 1).</w:t>
             </w:r>
           </w:p>
           <w:p>
